--- a/tests/corpus/word-rules/E-section-odd.docx
+++ b/tests/corpus/word-rules/E-section-odd.docx
@@ -23,7 +23,7 @@
         <w:spacing w:line="240" w:lineRule="exact"/>
       </w:pPr>
       <w:r>
-        <w:t xml:space="preserve">Section 2: odd page start after one page; two pages</w:t>
+        <w:t xml:space="preserve">Section 2: odd page start after a section that ends on an odd page; two pages</w:t>
       </w:r>
     </w:p>
     <w:p>
@@ -54,7 +54,7 @@
         </w:sectPr>
       </w:pPr>
       <w:r>
-        <w:t xml:space="preserve">Section 3: odd page start after a section of two pages</w:t>
+        <w:t xml:space="preserve">Section 3: odd page start after a section that ends on an even page</w:t>
       </w:r>
     </w:p>
     <w:p>
@@ -69,11 +69,20 @@
         </w:sectPr>
       </w:pPr>
       <w:r>
-        <w:t xml:space="preserve">Section 4: even page start after a section of one page</w:t>
-      </w:r>
-    </w:p>
-    <w:p>
-      <w:pPr>
+        <w:t xml:space="preserve">Section 4: even page start after a section that ends on an odd page</w:t>
+      </w:r>
+    </w:p>
+    <w:p>
+      <w:pPr>
+        <w:spacing w:line="240" w:lineRule="exact"/>
+      </w:pPr>
+      <w:r>
+        <w:t xml:space="preserve">Section 5: even page start after a section that ends on an even page; two pages</w:t>
+      </w:r>
+    </w:p>
+    <w:p>
+      <w:pPr>
+        <w:pageBreakBefore/>
         <w:spacing w:line="240" w:lineRule="exact"/>
         <w:sectPr>
           <w:type w:val="evenPage"/>
@@ -84,7 +93,7 @@
         </w:sectPr>
       </w:pPr>
       <w:r>
-        <w:t xml:space="preserve">Section 5: even page start after a section of one page</w:t>
+        <w:t xml:space="preserve">Section 5, page 2</w:t>
       </w:r>
     </w:p>
     <w:p>
@@ -100,7 +109,7 @@
         </w:sectPr>
       </w:pPr>
       <w:r>
-        <w:t xml:space="preserve">Section 6: odd page start, page numbers restarted at 1</w:t>
+        <w:t xml:space="preserve">Section 6: odd page start after a section that ends on an odd page, page numbers restarted at 1</w:t>
       </w:r>
     </w:p>
     <w:p>
@@ -126,6 +135,9 @@
 <file path=word/footer1.xml><?xml version="1.0" encoding="utf-8"?>
 <w:ftr xmlns:w="http://schemas.openxmlformats.org/wordprocessingml/2006/main" xmlns:r="http://schemas.openxmlformats.org/officeDocument/2006/relationships">
   <w:p>
+    <w:pPr>
+      <w:spacing w:line="240" w:lineRule="exact"/>
+    </w:pPr>
     <w:r>
       <w:t xml:space="preserve">page </w:t>
     </w:r>
@@ -141,6 +153,9 @@
 <file path=word/header1.xml><?xml version="1.0" encoding="utf-8"?>
 <w:hdr xmlns:w="http://schemas.openxmlformats.org/wordprocessingml/2006/main" xmlns:r="http://schemas.openxmlformats.org/officeDocument/2006/relationships">
   <w:p>
+    <w:pPr>
+      <w:spacing w:line="240" w:lineRule="exact"/>
+    </w:pPr>
     <w:r>
       <w:t xml:space="preserve">header</w:t>
     </w:r>
